--- a/Files/01 - Bereshis/03 - Lech Lecha/5786/ Lech Lecha (2)/Lech Lecha 5786 (2).docx
+++ b/Files/01 - Bereshis/03 - Lech Lecha/5786/ Lech Lecha (2)/Lech Lecha 5786 (2).docx
@@ -767,7 +767,19 @@
         <w:rPr>
           <w:rFonts w:ascii="Times New Roman" w:hAnsi="Times New Roman" w:cs="Times New Roman"/>
         </w:rPr>
-        <w:t xml:space="preserve">that Sarah is beautiful (12:12) </w:t>
+        <w:t>that Sarah is beautiful (12:1</w:t>
+      </w:r>
+      <w:r>
+        <w:rPr>
+          <w:rFonts w:ascii="Times New Roman" w:hAnsi="Times New Roman" w:cs="Times New Roman"/>
+        </w:rPr>
+        <w:t>1</w:t>
+      </w:r>
+      <w:r>
+        <w:rPr>
+          <w:rFonts w:ascii="Times New Roman" w:hAnsi="Times New Roman" w:cs="Times New Roman"/>
+        </w:rPr>
+        <w:t xml:space="preserve">) </w:t>
       </w:r>
       <w:r>
         <w:rPr>
